--- a/mba-mybrand/larisa-romashova-podcast1-statya.docx
+++ b/mba-mybrand/larisa-romashova-podcast1-statya.docx
@@ -4,186 +4,190 @@
   <w:body>
     <w:p>
       <w:pPr>
-        <w:pStyle w:val="Heading1"/>
+        <w:pStyle w:val="Title"/>
       </w:pPr>
       <w:r>
-        <w:t>От консерватории до итальянского за 80% практики: как я построила школу, где говорят с первого урока</w:t>
+        <w:t>Пианистка, которая учит говорить по-итальянски: как я строю школу с целью 120 миллионов и почему теории у нас всего 20%</w:t>
       </w:r>
     </w:p>
     <w:p>
       <w:r>
-        <w:t>У меня онлайн-школа итальянского языка. Большинство наших студентов — взрослые, но мы работаем и с детьми. Прежде всего мы приглашаем учеников для того, чтобы они разговорились в самые короткие сроки — но также готовим к экзаменам: вступительным в вузы, международным CELI, CILS, PLIDA на уровни B1, B2, C1 и, возможно, C2, а ещё к экзамену на гражданство. Мы помогаем и людям, которые уже живут в Италии и хотят наконец начать понимать итальянцев, и тем, кто из России — с запросом на путешествия, переезд, поступление в вуз, поиск работы или подтверждение квалификации.</w:t>
+        <w:t>Я окончила Санкт-Петербургскую консерваторию по классу фортепиано, а сегодня руковожу онлайн-школой итальянского языка. Со стороны кажется, что это резкий поворот. Но преподаватель фортепиано — это тот же педагог. И преподавать итальянский для меня значит быть педагогом в полном смысле слова: на 100% стараться обучать грамотно, правильно, с гарантией качества.</w:t>
       </w:r>
     </w:p>
     <w:p>
       <w:pPr>
-        <w:pStyle w:val="Heading2"/>
+        <w:pStyle w:val="Heading1"/>
       </w:pPr>
       <w:r>
-        <w:t>Что консерватория дала мне как педагогу</w:t>
+        <w:t>Что объединяет музыку и итальянский</w:t>
       </w:r>
     </w:p>
     <w:p>
       <w:r>
-        <w:t>Я окончила консерваторию по классу фортепиано и много лет была связана с музыкой. Именно там я поняла, что прежде всего я педагог: мне нравится погружаться в материю, сравнивать и анализировать все существующие методики и находить инструменты, которые помогают человеку не только достичь результата, но и полюбить сам предмет. Если это музыка — полюбить музыку и заниматься с удовольствием. Если это итальянский — полюбить итальянский так, чтобы заниматься с удовольствием.</w:t>
+        <w:t>Их объединяет эстетика. Итальянский — один из красивейших языков мира, он музыкальный. А музыкальные термины, в свою очередь, звучат именно на итальянском. Красота звучания, гармония, которую несут и язык, и музыка, — это очень близкие темы.</w:t>
       </w:r>
     </w:p>
     <w:p>
       <w:pPr>
-        <w:pStyle w:val="Heading2"/>
+        <w:pStyle w:val="Heading1"/>
       </w:pPr>
       <w:r>
-        <w:t>Кого я точно не возьму в команду</w:t>
+        <w:t>Между консерваторией и Турином я всё время оставалась педагогом</w:t>
       </w:r>
     </w:p>
     <w:p>
       <w:r>
-        <w:t>Я очень внимательно отбираю свою команду. Даже если у человека прекрасное произношение и он сам носитель языка, для меня важно, чтобы педагог мог донести сложные темы простым языком — так, чтобы понял человек любого уровня. С другой стороны, чтобы с первых занятий была практика, а материалы были интересными, актуальными и мотивирующими. Немаловажный момент — включённость в ученика: важно, чтобы педагог был заинтересован его результатом, переживал за его достижения, включал всех учеников в процесс, если это группа. И, конечно, желание обучаться, быть открытым новым методикам — потому что я и сама обучаю педагогов, если им не хватает каких-то инструментов, чтобы привести ученика к цели.</w:t>
+        <w:t>Консерваторию я окончила в 2000-м, а год обучения итальянскому для иностранцев в Турине прошла в 2017-м. Этот промежуток был заполнен погружениями в разные проекты, разные предметы и разные возраста. Я преподавала фортепиано и сольфеджио, потом работала с другими возрастами в музыке, затем с другими предметами — театром, английским языком. Был опыт проведения экскурсий.</w:t>
+      </w:r>
+    </w:p>
+    <w:p>
+      <w:r>
+        <w:t>Связывало все эти проекты одно: я всегда оставалась педагогом. Это моя сильная сторона.</w:t>
       </w:r>
     </w:p>
     <w:p>
       <w:pPr>
-        <w:pStyle w:val="Heading2"/>
+        <w:pStyle w:val="Heading1"/>
       </w:pPr>
       <w:r>
-        <w:t>Как я обхожусь с форс-мажорами</w:t>
+        <w:t>Чему меня научили годовалые дети</w:t>
       </w:r>
     </w:p>
     <w:p>
       <w:r>
-        <w:t>Мы все люди, и бывает, что урок прошёл не так, или преподаватель заболел. В таких случаях мы всегда встречаемся с педагогом индивидуально и разбираемся, что сработает и что можно сделать в этой ситуации. Если преподаватель не может провести занятие, у нас всегда есть замена — потому что у меня большой коллектив. Единственное условие — предупредить заранее, пусть даже за 10 минут, меня или администратора. И мы всегда решаем этот вопрос.</w:t>
+        <w:t>Работа с малышами в детской студии была для меня настоящим вызовом: тема совершенно незнакомая. Нужно было погрузиться, выстроить систему и понять, что действительно нужно этому возрасту и какой запрос идёт от клиента. То, что развивает двухлетнего человечка, и то, что развивает трёхлетнего, — две совершенно разные задачи.</w:t>
+      </w:r>
+    </w:p>
+    <w:p>
+      <w:r>
+        <w:t>Занятие для годовалых и двухлетних ближе к театру. Все полчаса дети вместе с мамами проживают сказку: идут через музыку и разные действия вместе с героем, танцуют, подпевают ему, помогают, выручают. Через игру, театр и эмоции ребёнок получает тот первый опыт, который должен получить именно в этом возрасте.</w:t>
+      </w:r>
+    </w:p>
+    <w:p>
+      <w:r>
+        <w:t>Оттуда я вынесла главный навык — индивидуализацию: погрузиться в задачу и подобрать инструменты, которые срабатывают сразу, а не через какое-то время. Сегодня в итальянском я делаю то же самое: даю инструменты, с которыми студенты сразу заговаривают, сразу понимают сложное правило и применяют его в упражнении.</w:t>
       </w:r>
     </w:p>
     <w:p>
       <w:pPr>
-        <w:pStyle w:val="Heading2"/>
+        <w:pStyle w:val="Heading1"/>
       </w:pPr>
       <w:r>
-        <w:t>Что я обещаю своей команде</w:t>
+        <w:t>Волонтёрство: видеть, чего человеку не хватает</w:t>
       </w:r>
     </w:p>
     <w:p>
       <w:r>
-        <w:t>Я обещаю, и мне это несложно выполнить, — своевременную оплату труда, всегда в определённый день. И ещё я гарантирую, что педагог не останется один на один со студентом: всегда будет помощь и моя, и всей команды преподавателей, если не хватает материалов или пособий. У нас бывают очень высокие запросы — например, довести ученика от нуля до B2 за девять месяцев. Как это возможно? У меня есть такие кейсы, и я довожу даже за четыре с половиной месяца, потому что знаю, где и как ученику нужно пройти ту или иную тему. Поэтому я всегда открыта перед педагогами и всегда делюсь этим знанием — особенно на первых порах, если нужна помощь в адаптации к нашему методу.</w:t>
+        <w:t>Я организовывала концерты и театральные постановки в домах престарелых и детских домах. Волонтёрство — это шаг навстречу людям, у которых в их условиях жизни формируются свои потребности. Увидеть, чего не хватает, и подобрать то, что это даст.</w:t>
+      </w:r>
+    </w:p>
+    <w:p>
+      <w:r>
+        <w:t>На занятиях итальянским всё то же самое. Я вижу, чего не хватает человеку, чтобы понять правило или сразу заговорить. Вижу, что ему через три месяца сдавать экзамен, а его уровень этого не позволяет, и нигде нет педагога, который возьмётся за задачу. Тогда я беру, решаю и вкладываюсь на все свои творческие 100%.</w:t>
       </w:r>
     </w:p>
     <w:p>
       <w:pPr>
-        <w:pStyle w:val="Heading2"/>
+        <w:pStyle w:val="Heading1"/>
       </w:pPr>
       <w:r>
-        <w:t>Метод 20 на 80: практика с первого урока</w:t>
+        <w:t>Метод 20/80: теория — чтобы говорить</w:t>
       </w:r>
     </w:p>
     <w:p>
       <w:r>
-        <w:t>Наш метод — это 20% теории и 80% разговорной практики, и это с самого первого урока. Очень часто встречаешься с вопросом: «я уже год учу итальянский, я уже год живу в Италии, а говорить так и не начал». Почему? Потому что язык дан нам для того, чтобы на нём говорить.</w:t>
+        <w:t>На наших занятиях 20% теории и 80% разговорной практики — прямо с самого начала. Я убеждена: теорию надо давать не для того, чтобы потом применить её в тестах, а для того, чтобы начать говорить. Основной запрос наших студентов — говорить на языке. Редко встретишь человека, который хочет только читать.</w:t>
       </w:r>
     </w:p>
     <w:p>
       <w:r>
-        <w:t>«Язык дан нам для того, чтобы на нём говорить. А чтобы на нём говорить, нужно на нём сразу практиковаться».</w:t>
+        <w:t>За 10 лет преподавания итальянского через меня прошло более 500 учеников. Те, кто знает европейские языки, идут быстрее: у них уже есть навык слышать один язык и говорить на другом. Можно выучить язык и за один месяц, и за восемь — в среднем это три-четыре месяца, в зависимости от базы и возможностей ученика.</w:t>
+      </w:r>
+    </w:p>
+    <w:p>
+      <w:pPr>
+        <w:pStyle w:val="Heading1"/>
+      </w:pPr>
+      <w:r>
+        <w:t>Кейс: от A1 до сданного B2 за пять месяцев</w:t>
       </w:r>
     </w:p>
     <w:p>
       <w:r>
-        <w:t>Теория должна быть системной и структурной, но если она сразу же не применяется на практике, она либо забывается, либо человек начинает автоматически переводить в голове с русского — и уже не может сказать ни слова свободно. Поэтому лучше начинать с практики с первого занятия. У меня есть несколько инструментов, чтобы уже через два-три месяца человек общался на уровне мини-диалогов практически во всех общественных местах Италии.</w:t>
+        <w:t>Ко мне пришла ученица, которая год занималась с двумя преподавателями. Каждый обещал, что через шесть месяцев она сможет сдавать на B2. Она была уверена, что знает итальянский на B2, но моё тестирование показало A1 по грамматике, а говорить она не могла совсем. До экзамена оставалось пять месяцев.</w:t>
+      </w:r>
+    </w:p>
+    <w:p>
+      <w:r>
+        <w:t>Сначала я дала ей инструменты, с которыми она заговорила через две недели. Потом — базу уровня A2, которая основная для экзамена. А затем через пробники довела до уровня, на котором она сдала B2. Да, в практике она не владела B2 в полной мере — но сдала, потому что я знаю, как проходит экзамен и на что делать упор.</w:t>
       </w:r>
     </w:p>
     <w:p>
       <w:pPr>
-        <w:pStyle w:val="Heading2"/>
+        <w:pStyle w:val="Heading1"/>
       </w:pPr>
       <w:r>
-        <w:t>Как я обучаю преподавателей своей методике</w:t>
+        <w:t>Месяц на итальянский с нуля и поступление в Милан</w:t>
       </w:r>
     </w:p>
     <w:p>
       <w:r>
-        <w:t>Многие педагоги, которые ко мне приходят, тоже начинают практиковать язык с первого занятия, потому что понимают, что это необходимо. Но если этого нет в их привычной методике, а они действительно хотят ею овладеть — я показываю свои видеозаписи собственных уроков, встречаюсь с педагогом и пошагово объясняю, как дать тот или иной материал и включить разговорную практику с первого занятия. Я раскладываю всё по элементам — важно, как структурируется урок. Я всегда сначала смотрю, как проводит уроки сам педагог, и подсвечиваю, что хотелось бы улучшить и добавить, чтобы привести ученика к результату.</w:t>
+        <w:t>Другая ученица знала французский на уровне C1 и хотела за месяц освоить итальянский для практических целей. Она долго искала педагога — некоторые, по её словам, просто бросали трубку, услышав задачу. У нас получилось: структурированная система вела её в нужном темпе, а французский зеркалит итальянскую грамматику, и всё, что считается сложным, далось ей легче.</w:t>
+      </w:r>
+    </w:p>
+    <w:p>
+      <w:r>
+        <w:t>Ещё одна студентка в январе бросила университет, чтобы поступать в Италии, пришла ко мне в начале февраля и через четыре с половиной месяца сдала экзамен на B2 и поступила в Милан. Стратегия строилась на темах, которые давали базовый уровень A2 за короткое время. Дальше — как в спорте: система ясна, остаётся тренироваться самостоятельно. Потом пробники, симулированный экзамен — и успешная сдача.</w:t>
+      </w:r>
+    </w:p>
+    <w:p>
+      <w:r>
+        <w:t>На экзамене, кстати, нужна не только бытовая лексика. Темы выходят за рамки обычного разговора: моя ученица, сдававшая B2, говорила об искусственном интеллекте. К этому тоже надо готовиться.</w:t>
       </w:r>
     </w:p>
     <w:p>
       <w:pPr>
-        <w:pStyle w:val="Heading2"/>
+        <w:pStyle w:val="Heading1"/>
       </w:pPr>
       <w:r>
-        <w:t>Свобода в рамках системы</w:t>
+        <w:t>Как я отбираю преподавателей</w:t>
       </w:r>
     </w:p>
     <w:p>
       <w:r>
-        <w:t>На первых ступенях обучения для меня важно, чтобы разговорная практика была связана с реальными ситуациями — лексика в баре, в супермаркете, передвижение по городу, в ресторане, темы, где ученик может рассказать о себе. У нас на курсах есть опция встречи с носителем языка — и если я даю педагогу диалог, который ученик должен озвучить с носителем через четыре урока, педагог может привести к этому результату по своим методикам, по своим учебникам. Если он приводит к результату — в этом вся свобода. Можно использовать что угодно, если ученик на занятиях удовлетворён, ему нравится, и он видит свои результаты.</w:t>
+        <w:t>Чтобы попасть ко мне на собеседование, педагог присылает минутную презентацию на итальянском: кто она, чем гордится в работе, какие у неё кейсы. Мне важно услышать, как она говорит и насколько владеет языком. На собеседовании я выясняю, на что она опирается и какой у неё опыт в группах и индивидуально, а затем прошу показать фрагмент урока: как доступно объясняет тему и как сразу превращает теорию в практику.</w:t>
       </w:r>
     </w:p>
     <w:p>
       <w:pPr>
-        <w:pStyle w:val="Heading2"/>
+        <w:pStyle w:val="Heading1"/>
       </w:pPr>
       <w:r>
-        <w:t>Команда из пяти: что ценят мои преподаватели</w:t>
+        <w:t>Как я контролирую качество</w:t>
       </w:r>
     </w:p>
     <w:p>
       <w:r>
-        <w:t>У меня в команде уже пять преподавателей. Прежде всего они ценят, что у них всегда заполненное расписание — им не нужно искать учеников самим. Второе — все организационные вопросы, вся переписка с учениками, все переносы ложатся на плечи нашей команды администраторов и кураторов: педагоги только приходят и обучают. А ещё — постоянная поддержка: если у педагога случается форс-мажор в жизни, я помогаю пройти этот момент, потому что это человеческий фактор, и всякое может случиться. Ну и, конечно, зарплата всегда вовремя — они надёжно защищены. Всё это вместе — доверие ко мне и дружеский коллектив.</w:t>
+        <w:t>Сейчас у меня пять преподавателей. Все они проходят обучение: я показываю свою программу и вехи, к которым студенты должны прийти в определённый срок. На занятия приходит носитель языка — чтобы снять блок общения с носителем и показать ученикам, что они уже могут говорить. Педагог получает конкретный диалог, к которому должен привести группу за первые четыре занятия, затем за следующие четыре. Если не справляется сам — я щедро даю свои инструменты.</w:t>
+      </w:r>
+    </w:p>
+    <w:p>
+      <w:r>
+        <w:t>Все занятия записываются. Однажды мы увидели, как ученица опоздала на 20 минут, а педагог её даже не заметил: не поздоровался, не включил в урок. Ей пришлось уйти с занятия, а потом она ушла из школы. Для меня любое появление ученика на уроке — радость встречи. Сейчас у людей бывает всякое, и мы должны дать всё, что можем, на сто процентов: довести до того, что он пропустил, или предложить посмотреть запись, но обязательно включить в урок.</w:t>
       </w:r>
     </w:p>
     <w:p>
       <w:pPr>
-        <w:pStyle w:val="Heading2"/>
+        <w:pStyle w:val="Heading1"/>
       </w:pPr>
       <w:r>
-        <w:t>Куда растут преподаватели в моей команде</w:t>
+        <w:t>Философия собора</w:t>
       </w:r>
     </w:p>
     <w:p>
       <w:r>
-        <w:t>Рост всегда есть, потому что педагог для меня — прежде всего коллега. Коллега, который может перенять мой метод и стать куратором новых педагогов, обучать их — это рост в сторону старшего педагога, методиста. Также возможно взять на себя руководящую роль отдела учебной части. Такой рост у нас точно есть.</w:t>
-      </w:r>
-    </w:p>
-    <w:p>
-      <w:pPr>
-        <w:pStyle w:val="Heading2"/>
-      </w:pPr>
-      <w:r>
-        <w:t>От A1 за год до B2 за пять месяцев</w:t>
-      </w:r>
-    </w:p>
-    <w:p>
-      <w:r>
-        <w:t>Одна из моих учениц год занималась с другим преподавателем и никак не могла преодолеть уровень A1. По моей системе за пять месяцев она дошла до B2. Прежде всего — заинтересованность и обучаемость: студентка прошла через групповой формат, а не индивидуальный, и здесь были приложены усилия двух педагогов — один русскоязычный, который объяснял грамматику и тут же её внедрял, и носитель языка, с которым, общаясь, она смогла по-настоящему разговориться. Она до сих пор занимается у этого носителя после сдачи экзамена. При этом даже носитель понимает мою систему и принимает её: если стоит задача внедрить, скажем, определённую глагольную форму в практику, я объясняю, как это сделать, или носитель сам находит материалы — но делает это ровно так, как я говорю. Если носитель прислушивается, результат обязательно получится.</w:t>
-      </w:r>
-    </w:p>
-    <w:p>
-      <w:pPr>
-        <w:pStyle w:val="Heading2"/>
-      </w:pPr>
-      <w:r>
-        <w:t>Разница между «ради денег» и неравнодушными — и как её видят ученики</w:t>
-      </w:r>
-    </w:p>
-    <w:p>
-      <w:r>
-        <w:t>Я встречала педагогов, которые приходят в эту работу только ради денег и не заинтересованы в учениках — знаю, что ко мне приходят клиенты именно от таких педагогов и рассказывают об этом. В моей команде такому педагогу не по пути. Ученики не просто чувствуют разницу — они её видят. Была девушка, которая целый год проходила уровень A1 с двумя педагогами, и они говорили ей: «вы на уровне B2, идите сдавайте экзамен». А она на итальянском сказать ничего не может. Она уходила от одного педагога к другому, и второй тоже говорил «идите сдавайте» или начинал пропускать занятия — хотя ей было жизненно важно сдать этот экзамен. В итоге она попала ко мне с уверенностью, что знает язык на уровне B2. Когда я провела с ней тест, оказалось, что это едва начало уровня A2, а в теории она вообще не может сказать ни одного слова.</w:t>
-      </w:r>
-    </w:p>
-    <w:p>
-      <w:pPr>
-        <w:pStyle w:val="Heading2"/>
-      </w:pPr>
-      <w:r>
-        <w:t>Как попасть в мою команду</w:t>
-      </w:r>
-    </w:p>
-    <w:p>
-      <w:r>
-        <w:t>Если человек закончил вуз и владеет языком, первый отбор проходит через видеопрезентацию на итальянском — через неё я вижу произношение, готовность рассказать о себе и владение разговорной речью. Дальше идёт вторая часть: мы встречаемся, разговариваем, я смотрю, на какие материалы он опирается. Для меня важно, чтобы педагог опирался больше на итальянские учебники — я не всем русскоязычным учебникам доверяю, это моя личная позиция. Если человек ведёт занятия только по одному учебнику, но готов учиться и взять то, что я ему предлагаю, — я беру такого педагога в команду и готова делиться своим опытом.</w:t>
-      </w:r>
-    </w:p>
-    <w:p>
-      <w:r>
-        <w:t>Чтобы попасть ко мне в команду, можно написать в Telegram, Instagram, ВКонтакте, WhatsApp или найти меня на Профи.ру — я с удовольствием рассмотрю кандидатуру и поделюсь всей поддержкой, которую только можно получить.</w:t>
+        <w:t>Я увлекаюсь классической музыкой, историей искусства и практической философией. Философия учит делать то, за что отвечаешь, с полной отдачей — «дела, сделанные с сердцем», как говорят мудрые.</w:t>
       </w:r>
     </w:p>
     <w:p>
@@ -191,7 +195,84 @@
         <w:rPr>
           <w:i/>
         </w:rPr>
-        <w:t>Лариса Ромашова, основательница онлайн-школы итальянского языка</w:t>
+        <w:t>Если мы реконструируем собор, то даже самые удалённые, невидные его части красим так же ответственно, как и самое видное место.</w:t>
+      </w:r>
+    </w:p>
+    <w:p>
+      <w:r>
+        <w:t>Так я стараюсь работать и в школе: подсвечивать даже мелкие детали, которые можно было бы упустить, чтобы человек получил всё, что должен получить.</w:t>
+      </w:r>
+    </w:p>
+    <w:p>
+      <w:pPr>
+        <w:pStyle w:val="Heading1"/>
+      </w:pPr>
+      <w:r>
+        <w:t>Зачем мне цель в 120 миллионов</w:t>
+      </w:r>
+    </w:p>
+    <w:p>
+      <w:r>
+        <w:t>Моя цель на 3–5 лет — выручка 120 млн рублей в год и первое место среди школ на GetCourse. Школа рентабельна уже сейчас, но удерживать рентабельность, увеличивая поток денег, расти и масштабироваться — очень сложно.</w:t>
+      </w:r>
+    </w:p>
+    <w:p>
+      <w:r>
+        <w:t>Такая цель — это состояние школы, когда она окупает себя, приносит доход, который позволяет мне как владельцу иметь своё свободное время, и работает даже без моего участия. Когда выстроена вся система с педагогами и студентами, запросы которых выполняются. И, конечно, это гарантия качества, которой я следую на всех этапах.</w:t>
+      </w:r>
+    </w:p>
+    <w:p>
+      <w:pPr>
+        <w:pStyle w:val="Heading1"/>
+      </w:pPr>
+      <w:r>
+        <w:t>Что я передаю команде уже сейчас</w:t>
+      </w:r>
+    </w:p>
+    <w:p>
+      <w:r>
+        <w:t>Пока школа работает без меня лишь частично. Первое, что можно передать, — обучение педагогов и вход новых студентов: формирование групп и методическую помощь преподавателям. Важно, чтобы студент попал в группу со своим темпом и к своему педагогу. Я слежу даже за составом групп: взрослым интересно рассказывать о путешествиях по Италии и помогать друг другу советами, а 17-летние, которые готовятся к B2, в это время паникуют — им нужна другая обстановка.</w:t>
+      </w:r>
+    </w:p>
+    <w:p>
+      <w:r>
+        <w:t>Передать методическую функцию реально — я уже делаю это. Педагоги, которым я передала программу и инструменты, стали моими маленькими звёздочками: студенты благодарят, что за короткое время понимают такой объём текста и так много говорят. Я жду, что они воплотят переданное даже лучше меня.</w:t>
+      </w:r>
+    </w:p>
+    <w:p>
+      <w:pPr>
+        <w:pStyle w:val="Heading1"/>
+      </w:pPr>
+      <w:r>
+        <w:t>Что бы я сказала себе — выпускнице консерватории</w:t>
+      </w:r>
+    </w:p>
+    <w:p>
+      <w:r>
+        <w:t>Я думала, что профессия педагога — это огромные вложения сил, эмоций и времени, постоянное обучение и очень низкая зарплата. Что рабочий день не заканчивается: после работы ты проверяешь домашние задания и пишешь комментарии вместо личного времени.</w:t>
+      </w:r>
+    </w:p>
+    <w:p>
+      <w:r>
+        <w:t>Сегодня я бы сказала себе: профессия педагога — очень ценный ресурс. Из неё можно вырасти в руководителя, планировать своё время, иметь его и зарабатывать деньги, которые помогают реализовывать мечты и желания.</w:t>
+      </w:r>
+    </w:p>
+    <w:p>
+      <w:pPr>
+        <w:pStyle w:val="Heading1"/>
+      </w:pPr>
+      <w:r>
+        <w:t>Если вы 10 лет учите язык и не говорите</w:t>
+      </w:r>
+    </w:p>
+    <w:p>
+      <w:r>
+        <w:t>Значит, в обучении не хватало одного — цели. Все действия совершаются под цель. Если не было цели заговорить, значит, десять лет вас учили так, чтобы вы не говорили. Придите и поставьте мне цель: «Я хочу говорить». Я научу.</w:t>
+      </w:r>
+    </w:p>
+    <w:p>
+      <w:r>
+        <w:t>Меня можно найти в Instagram, в Telegram — у меня есть канал, — в WhatsApp и по телефону. Пишите в любое время: ответим либо я, либо моя помощница.</w:t>
       </w:r>
     </w:p>
     <w:sectPr>
@@ -568,7 +649,7 @@
     <w:qFormat/>
     <w:rsid w:val="00FC693F"/>
     <w:rPr>
-      <w:rFonts w:ascii="Calibri" w:hAnsi="Calibri"/>
+      <w:rFonts w:ascii="Arial" w:hAnsi="Arial"/>
       <w:sz w:val="22"/>
     </w:rPr>
   </w:style>
